--- a/03TechnologiesOfProgramming/lab07/Lab07_Report_Kiryushin.docx
+++ b/03TechnologiesOfProgramming/lab07/Lab07_Report_Kiryushin.docx
@@ -4,6 +4,16 @@
   <w:body>
     <w:p>
       <w:pPr>
+        <w:spacing w:after="100"/>
+        <w:jc w:val="center"/>
+      </w:pPr>
+      <w:r>
+        <w:t>Федеральное государственное автономное образовательное учреждение высшего образования</w:t>
+      </w:r>
+    </w:p>
+    <w:p>
+      <w:pPr>
+        <w:spacing w:after="100"/>
         <w:jc w:val="center"/>
       </w:pPr>
       <w:r>
@@ -12,6 +22,7 @@
     </w:p>
     <w:p>
       <w:pPr>
+        <w:spacing w:after="100"/>
         <w:jc w:val="center"/>
       </w:pPr>
       <w:r>
@@ -20,13 +31,13 @@
     </w:p>
     <w:p>
       <w:pPr>
+        <w:spacing w:after="100"/>
         <w:jc w:val="center"/>
       </w:pPr>
       <w:r>
         <w:t>Кафедра инфокоммуникационных технологий</w:t>
       </w:r>
     </w:p>
-    <w:p/>
     <w:p/>
     <w:p/>
     <w:p/>
@@ -44,10 +55,11 @@
         <w:br/>
         <w:t>по лабораторной работе № 7</w:t>
         <w:br/>
-        <w:t>«ORM и SQLite»</w:t>
+        <w:t>по дисциплине «Технологии программирования»</w:t>
+        <w:br/>
+        <w:t>на тему «Работа с ORM и SQLite»</w:t>
       </w:r>
     </w:p>
-    <w:p/>
     <w:p/>
     <w:p/>
     <w:p/>
@@ -57,14 +69,18 @@
         <w:jc w:val="right"/>
       </w:pPr>
       <w:r>
-        <w:t>Выполнил: Кирюшин Алексей Александрович</w:t>
+        <w:t>Выполнил:</w:t>
         <w:br/>
-        <w:t>Группа: БИВТ-25-4-6</w:t>
+        <w:t>студент группы БИВТ-25-4-6</w:t>
         <w:br/>
-        <w:t>Проверил: Пискунов Степан Александрович</w:t>
+        <w:t>Кирюшин Алексей Александрович</w:t>
+        <w:br/>
+        <w:br/>
+        <w:t>Проверил:</w:t>
+        <w:br/>
+        <w:t>Пискунов Степан Александрович</w:t>
       </w:r>
     </w:p>
-    <w:p/>
     <w:p/>
     <w:p/>
     <w:p/>
@@ -86,7 +102,7 @@
         <w:pStyle w:val="Heading1"/>
       </w:pPr>
       <w:r>
-        <w:t>Лабораторная работа № 7. ORM и SQLite</w:t>
+        <w:t>Лабораторная работа № 7. Работа с ORM и SQLite</w:t>
       </w:r>
     </w:p>
     <w:p>
@@ -99,7 +115,7 @@
     </w:p>
     <w:p>
       <w:r>
-        <w:t>Реализовать доступ к категориям и товарам через ORM и выполнить основные CRUD-операции в SQLite.</w:t>
+        <w:t>Описать связанные сущности Category и Product средствами ORM и выполнить создание, чтение, обновление связи и удаление данных в SQLite.</w:t>
       </w:r>
     </w:p>
     <w:p>
@@ -112,7 +128,7 @@
     </w:p>
     <w:p>
       <w:r>
-        <w:t>Таблицы Categories и Products описаны средствами Exposed. ProductRepository создаёт категории и товары, выбирает товары категории, переносит товар и удаляет категорию с товарами. Связь товара с категорией задаётся внешним ключом с каскадным удалением.</w:t>
+        <w:t>Требуется реализовать сущность категории с первичным ключом и названием, сущность продукта с первичным ключом, названием, ценой и внешним ключом на категорию, а также отношение «одна категория — много продуктов». Реализуются CRUD-сценарии: создание категорий и продуктов, чтение продуктов по категории, смена категории продукта и удаление категории со связанными продуктами.</w:t>
       </w:r>
     </w:p>
     <w:p>
@@ -120,12 +136,59 @@
         <w:pStyle w:val="Heading2"/>
       </w:pPr>
       <w:r>
-        <w:t>Ход работы и реализация</w:t>
+        <w:t>Ход работы</w:t>
+      </w:r>
+    </w:p>
+    <w:p>
+      <w:pPr>
+        <w:pStyle w:val="Heading3"/>
+      </w:pPr>
+      <w:r>
+        <w:t>Схема данных</w:t>
       </w:r>
     </w:p>
     <w:p>
       <w:r>
-        <w:t>Демонстрация использует SQLite-файл в build/, создаёт категории и товары, показывает выборку до и после переноса товара и удаляет категорию. Перед запуском удаляется предыдущая демонстрационная база, поэтому результат воспроизводим.</w:t>
+        <w:t>Categories и Products наследуются от Table Exposed. В обеих таблицах поле id является автоинкрементным первичным ключом. Название категории уникально. Products хранит name, цену типа BigDecimal и category_id, который ссылается на Categories.id. Внешний ключ объявлен с каскадным поведением при удалении категории.</w:t>
+      </w:r>
+    </w:p>
+    <w:p>
+      <w:pPr>
+        <w:pStyle w:val="Heading3"/>
+      </w:pPr>
+      <w:r>
+        <w:t>Слой репозитория</w:t>
+      </w:r>
+    </w:p>
+    <w:p>
+      <w:r>
+        <w:t>ProductRepository получает объект Database при создании. Каждая операция выполняется внутри transaction(database). createCategory и createProduct создают записи и возвращают их идентификаторы. productsByCategory выбирает товары заданной категории и формирует отображаемые строки. moveProduct меняет внешний ключ продукта, что переносит его между категориями. deleteCategoryAndProducts удаляет связанные строки продуктов и затем строку категории, возвращая количество удалённых записей.</w:t>
+      </w:r>
+    </w:p>
+    <w:p>
+      <w:pPr>
+        <w:pStyle w:val="Heading3"/>
+      </w:pPr>
+      <w:r>
+        <w:t>Проверка CRUD-сценария</w:t>
+      </w:r>
+    </w:p>
+    <w:p>
+      <w:r>
+        <w:t>Демонстрация перед запуском удаляет предыдущий SQLite-файл из каталога build и создаёт новую базу. Затем создаются категории «Книги» и «Настольные игры», по одному товару в каждой. Первая выборка показывает книгу в категории «Книги». После изменения category_id эта выборка пуста, а категория настольных игр содержит оба товара. В конце удаляется категория и связанные товары.</w:t>
+      </w:r>
+    </w:p>
+    <w:p>
+      <w:pPr>
+        <w:pStyle w:val="Heading3"/>
+      </w:pPr>
+      <w:r>
+        <w:t>Повторяемость запуска</w:t>
+      </w:r>
+    </w:p>
+    <w:p>
+      <w:r>
+        <w:t>Файл build/lab07-demo.db создаётся рядом с результатами Gradle и исключён из Git правилами **/build/. Программа начинает с чистой демонстрационной базы, поэтому её можно повторно запускать без конфликта уникального названия категории. Для выполнения работы не нужен отдельный сервер: JDBC-драйвер SQLite хранит базу локально.</w:t>
       </w:r>
     </w:p>
     <w:p>
@@ -133,12 +196,127 @@
         <w:pStyle w:val="Heading2"/>
       </w:pPr>
       <w:r>
-        <w:t>Результаты и проверка</w:t>
+        <w:t>Проверка работы программы</w:t>
       </w:r>
     </w:p>
     <w:p>
       <w:r>
-        <w:t>Фактический вывод `:lab07:run`: категория «Книги» сначала содержит «Книга о стратегиях — 1200.00 ₽»; после переноса она пуста, категория «Настольные игры» содержит книгу и шахматы; удаление вернуло `(1, 2)` — одну категорию и два товара. Сборка Gradle успешна.</w:t>
+        <w:t>Для проверки выполнены команды из каталога 03TechnologiesOfProgramming. Ниже приведён наблюдаемый фрагмент результата запуска; для лабораторной №7 он получен непосредственно при выполнении указанной команды.</w:t>
+      </w:r>
+    </w:p>
+    <w:tbl>
+      <w:tblPr>
+        <w:tblW w:type="auto" w:w="0"/>
+        <w:tblLayout w:type="autofit"/>
+        <w:tblLook w:firstColumn="1" w:firstRow="1" w:lastColumn="0" w:lastRow="0" w:noHBand="0" w:noVBand="1" w:val="04A0"/>
+      </w:tblPr>
+      <w:tblGrid>
+        <w:gridCol w:w="9746"/>
+      </w:tblGrid>
+      <w:tr>
+        <w:tc>
+          <w:tcPr>
+            <w:tcW w:type="dxa" w:w="9746"/>
+            <w:shd w:fill="F1F3F5"/>
+          </w:tcPr>
+          <w:p>
+            <w:pPr>
+              <w:spacing w:after="0" w:line="240" w:lineRule="auto"/>
+            </w:pPr>
+            <w:r>
+              <w:rPr>
+                <w:rFonts w:ascii="Courier New" w:hAnsi="Courier New"/>
+                <w:sz w:val="16"/>
+              </w:rPr>
+              <w:t>$ ./gradlew :lab07:run</w:t>
+            </w:r>
+          </w:p>
+          <w:p>
+            <w:pPr>
+              <w:spacing w:after="0" w:line="240" w:lineRule="auto"/>
+            </w:pPr>
+            <w:r>
+              <w:rPr>
+                <w:rFonts w:ascii="Courier New" w:hAnsi="Courier New"/>
+                <w:sz w:val="16"/>
+              </w:rPr>
+              <w:t>Товары категории «Книги»: [Книга о стратегиях — 1200.00 ₽]</w:t>
+            </w:r>
+          </w:p>
+          <w:p>
+            <w:pPr>
+              <w:spacing w:after="0" w:line="240" w:lineRule="auto"/>
+            </w:pPr>
+            <w:r>
+              <w:rPr>
+                <w:rFonts w:ascii="Courier New" w:hAnsi="Courier New"/>
+                <w:sz w:val="16"/>
+              </w:rPr>
+              <w:t>После смены категории «Книги»: []</w:t>
+            </w:r>
+          </w:p>
+          <w:p>
+            <w:pPr>
+              <w:spacing w:after="0" w:line="240" w:lineRule="auto"/>
+            </w:pPr>
+            <w:r>
+              <w:rPr>
+                <w:rFonts w:ascii="Courier New" w:hAnsi="Courier New"/>
+                <w:sz w:val="16"/>
+              </w:rPr>
+              <w:t>После смены категории «Настольные игры»: [Книга о стратегиях — 1200.00 ₽, Шахматы — 2500.00 ₽]</w:t>
+            </w:r>
+          </w:p>
+          <w:p>
+            <w:pPr>
+              <w:spacing w:after="0" w:line="240" w:lineRule="auto"/>
+            </w:pPr>
+            <w:r>
+              <w:rPr>
+                <w:rFonts w:ascii="Courier New" w:hAnsi="Courier New"/>
+                <w:sz w:val="16"/>
+              </w:rPr>
+              <w:t>Удалено (категорий, товаров): (1, 2)</w:t>
+            </w:r>
+          </w:p>
+          <w:p>
+            <w:pPr>
+              <w:spacing w:after="0" w:line="240" w:lineRule="auto"/>
+            </w:pPr>
+            <w:r>
+              <w:rPr>
+                <w:rFonts w:ascii="Courier New" w:hAnsi="Courier New"/>
+                <w:sz w:val="16"/>
+              </w:rPr>
+              <w:t>$ ./gradlew build</w:t>
+            </w:r>
+          </w:p>
+          <w:p>
+            <w:pPr>
+              <w:spacing w:after="0" w:line="240" w:lineRule="auto"/>
+            </w:pPr>
+            <w:r>
+              <w:rPr>
+                <w:rFonts w:ascii="Courier New" w:hAnsi="Courier New"/>
+                <w:sz w:val="16"/>
+              </w:rPr>
+              <w:t>BUILD SUCCESSFUL</w:t>
+            </w:r>
+          </w:p>
+        </w:tc>
+      </w:tr>
+    </w:tbl>
+    <w:p>
+      <w:pPr>
+        <w:pStyle w:val="Heading2"/>
+      </w:pPr>
+      <w:r>
+        <w:t>Анализ результата</w:t>
+      </w:r>
+    </w:p>
+    <w:p>
+      <w:r>
+        <w:t>Результат отражает полный цикл CRUD: две категории и два продукта созданы; список прочитан по внешнему ключу; один продукт перемещён изменением связи; затем удалены одна категория и два связанных продукта. Локальная база является побочным результатом сборки и не включается в исходный код репозитория.</w:t>
       </w:r>
     </w:p>
     <w:p>
@@ -151,12 +329,1045 @@
     </w:p>
     <w:p>
       <w:r>
-        <w:t>ORM позволяет выражать операции с реляционными данными через Kotlin DSL, сохраняя структуру таблиц и связей в коде приложения.</w:t>
+        <w:t>Схема и репозиторий на Exposed реализуют связь «один ко многим» и требуемые операции над категориями и товарами. SQLite обеспечивает самодостаточный локальный запуск, а наблюдаемый вывод подтверждает поведение CRUD-сценария.</w:t>
       </w:r>
     </w:p>
+    <w:p>
+      <w:pPr>
+        <w:pStyle w:val="Heading2"/>
+      </w:pPr>
+      <w:r>
+        <w:t>Источник задания</w:t>
+      </w:r>
+    </w:p>
+    <w:p>
+      <w:r>
+        <w:t>https://github.com/Glasov/tp/blob/master/labs/laba7/laba7.md</w:t>
+      </w:r>
+    </w:p>
+    <w:p>
+      <w:r>
+        <w:br w:type="page"/>
+      </w:r>
+    </w:p>
+    <w:p>
+      <w:pPr>
+        <w:pStyle w:val="Heading1"/>
+      </w:pPr>
+      <w:r>
+        <w:t>Приложение. Исходный код Main.kt</w:t>
+      </w:r>
+    </w:p>
+    <w:p>
+      <w:r>
+        <w:t>Листинг приведён по файлу lab07/src/main/kotlin/lab07/Main.kt из состава лабораторной работы.</w:t>
+      </w:r>
+    </w:p>
+    <w:tbl>
+      <w:tblPr>
+        <w:tblW w:type="auto" w:w="0"/>
+        <w:tblLayout w:type="autofit"/>
+        <w:tblLook w:firstColumn="1" w:firstRow="1" w:lastColumn="0" w:lastRow="0" w:noHBand="0" w:noVBand="1" w:val="04A0"/>
+      </w:tblPr>
+      <w:tblGrid>
+        <w:gridCol w:w="9746"/>
+      </w:tblGrid>
+      <w:tr>
+        <w:tc>
+          <w:tcPr>
+            <w:tcW w:type="dxa" w:w="9746"/>
+            <w:shd w:fill="F1F3F5"/>
+          </w:tcPr>
+          <w:p>
+            <w:pPr>
+              <w:spacing w:after="0" w:line="240" w:lineRule="auto"/>
+            </w:pPr>
+            <w:r>
+              <w:rPr>
+                <w:rFonts w:ascii="Courier New" w:hAnsi="Courier New"/>
+                <w:sz w:val="16"/>
+              </w:rPr>
+              <w:t>001  package lab07</w:t>
+            </w:r>
+          </w:p>
+          <w:p>
+            <w:pPr>
+              <w:spacing w:after="0" w:line="240" w:lineRule="auto"/>
+            </w:pPr>
+            <w:r>
+              <w:rPr>
+                <w:rFonts w:ascii="Courier New" w:hAnsi="Courier New"/>
+                <w:sz w:val="16"/>
+              </w:rPr>
+              <w:t xml:space="preserve">002  </w:t>
+            </w:r>
+          </w:p>
+          <w:p>
+            <w:pPr>
+              <w:spacing w:after="0" w:line="240" w:lineRule="auto"/>
+            </w:pPr>
+            <w:r>
+              <w:rPr>
+                <w:rFonts w:ascii="Courier New" w:hAnsi="Courier New"/>
+                <w:sz w:val="16"/>
+              </w:rPr>
+              <w:t>003  import java.io.File</w:t>
+            </w:r>
+          </w:p>
+          <w:p>
+            <w:pPr>
+              <w:spacing w:after="0" w:line="240" w:lineRule="auto"/>
+            </w:pPr>
+            <w:r>
+              <w:rPr>
+                <w:rFonts w:ascii="Courier New" w:hAnsi="Courier New"/>
+                <w:sz w:val="16"/>
+              </w:rPr>
+              <w:t>004  import java.math.BigDecimal</w:t>
+            </w:r>
+          </w:p>
+          <w:p>
+            <w:pPr>
+              <w:spacing w:after="0" w:line="240" w:lineRule="auto"/>
+            </w:pPr>
+            <w:r>
+              <w:rPr>
+                <w:rFonts w:ascii="Courier New" w:hAnsi="Courier New"/>
+                <w:sz w:val="16"/>
+              </w:rPr>
+              <w:t>005  import org.jetbrains.exposed.v1.core.ReferenceOption</w:t>
+            </w:r>
+          </w:p>
+          <w:p>
+            <w:pPr>
+              <w:spacing w:after="0" w:line="240" w:lineRule="auto"/>
+            </w:pPr>
+            <w:r>
+              <w:rPr>
+                <w:rFonts w:ascii="Courier New" w:hAnsi="Courier New"/>
+                <w:sz w:val="16"/>
+              </w:rPr>
+              <w:t>006  import org.jetbrains.exposed.v1.core.Table</w:t>
+            </w:r>
+          </w:p>
+          <w:p>
+            <w:pPr>
+              <w:spacing w:after="0" w:line="240" w:lineRule="auto"/>
+            </w:pPr>
+            <w:r>
+              <w:rPr>
+                <w:rFonts w:ascii="Courier New" w:hAnsi="Courier New"/>
+                <w:sz w:val="16"/>
+              </w:rPr>
+              <w:t>007  import org.jetbrains.exposed.v1.core.eq</w:t>
+            </w:r>
+          </w:p>
+          <w:p>
+            <w:pPr>
+              <w:spacing w:after="0" w:line="240" w:lineRule="auto"/>
+            </w:pPr>
+            <w:r>
+              <w:rPr>
+                <w:rFonts w:ascii="Courier New" w:hAnsi="Courier New"/>
+                <w:sz w:val="16"/>
+              </w:rPr>
+              <w:t>008  import org.jetbrains.exposed.v1.jdbc.Database</w:t>
+            </w:r>
+          </w:p>
+          <w:p>
+            <w:pPr>
+              <w:spacing w:after="0" w:line="240" w:lineRule="auto"/>
+            </w:pPr>
+            <w:r>
+              <w:rPr>
+                <w:rFonts w:ascii="Courier New" w:hAnsi="Courier New"/>
+                <w:sz w:val="16"/>
+              </w:rPr>
+              <w:t>009  import org.jetbrains.exposed.v1.jdbc.SchemaUtils</w:t>
+            </w:r>
+          </w:p>
+          <w:p>
+            <w:pPr>
+              <w:spacing w:after="0" w:line="240" w:lineRule="auto"/>
+            </w:pPr>
+            <w:r>
+              <w:rPr>
+                <w:rFonts w:ascii="Courier New" w:hAnsi="Courier New"/>
+                <w:sz w:val="16"/>
+              </w:rPr>
+              <w:t>010  import org.jetbrains.exposed.v1.jdbc.deleteWhere</w:t>
+            </w:r>
+          </w:p>
+          <w:p>
+            <w:pPr>
+              <w:spacing w:after="0" w:line="240" w:lineRule="auto"/>
+            </w:pPr>
+            <w:r>
+              <w:rPr>
+                <w:rFonts w:ascii="Courier New" w:hAnsi="Courier New"/>
+                <w:sz w:val="16"/>
+              </w:rPr>
+              <w:t>011  import org.jetbrains.exposed.v1.jdbc.insert</w:t>
+            </w:r>
+          </w:p>
+          <w:p>
+            <w:pPr>
+              <w:spacing w:after="0" w:line="240" w:lineRule="auto"/>
+            </w:pPr>
+            <w:r>
+              <w:rPr>
+                <w:rFonts w:ascii="Courier New" w:hAnsi="Courier New"/>
+                <w:sz w:val="16"/>
+              </w:rPr>
+              <w:t>012  import org.jetbrains.exposed.v1.jdbc.selectAll</w:t>
+            </w:r>
+          </w:p>
+          <w:p>
+            <w:pPr>
+              <w:spacing w:after="0" w:line="240" w:lineRule="auto"/>
+            </w:pPr>
+            <w:r>
+              <w:rPr>
+                <w:rFonts w:ascii="Courier New" w:hAnsi="Courier New"/>
+                <w:sz w:val="16"/>
+              </w:rPr>
+              <w:t>013  import org.jetbrains.exposed.v1.jdbc.transactions.transaction</w:t>
+            </w:r>
+          </w:p>
+          <w:p>
+            <w:pPr>
+              <w:spacing w:after="0" w:line="240" w:lineRule="auto"/>
+            </w:pPr>
+            <w:r>
+              <w:rPr>
+                <w:rFonts w:ascii="Courier New" w:hAnsi="Courier New"/>
+                <w:sz w:val="16"/>
+              </w:rPr>
+              <w:t>014  import org.jetbrains.exposed.v1.jdbc.update</w:t>
+            </w:r>
+          </w:p>
+          <w:p>
+            <w:pPr>
+              <w:spacing w:after="0" w:line="240" w:lineRule="auto"/>
+            </w:pPr>
+            <w:r>
+              <w:rPr>
+                <w:rFonts w:ascii="Courier New" w:hAnsi="Courier New"/>
+                <w:sz w:val="16"/>
+              </w:rPr>
+              <w:t xml:space="preserve">015  </w:t>
+            </w:r>
+          </w:p>
+          <w:p>
+            <w:pPr>
+              <w:spacing w:after="0" w:line="240" w:lineRule="auto"/>
+            </w:pPr>
+            <w:r>
+              <w:rPr>
+                <w:rFonts w:ascii="Courier New" w:hAnsi="Courier New"/>
+                <w:sz w:val="16"/>
+              </w:rPr>
+              <w:t>016  object Categories : Table("categories") {</w:t>
+            </w:r>
+          </w:p>
+          <w:p>
+            <w:pPr>
+              <w:spacing w:after="0" w:line="240" w:lineRule="auto"/>
+            </w:pPr>
+            <w:r>
+              <w:rPr>
+                <w:rFonts w:ascii="Courier New" w:hAnsi="Courier New"/>
+                <w:sz w:val="16"/>
+              </w:rPr>
+              <w:t>017      val id = integer("id").autoIncrement()</w:t>
+            </w:r>
+          </w:p>
+          <w:p>
+            <w:pPr>
+              <w:spacing w:after="0" w:line="240" w:lineRule="auto"/>
+            </w:pPr>
+            <w:r>
+              <w:rPr>
+                <w:rFonts w:ascii="Courier New" w:hAnsi="Courier New"/>
+                <w:sz w:val="16"/>
+              </w:rPr>
+              <w:t>018      val name = varchar("name", 100).uniqueIndex()</w:t>
+            </w:r>
+          </w:p>
+          <w:p>
+            <w:pPr>
+              <w:spacing w:after="0" w:line="240" w:lineRule="auto"/>
+            </w:pPr>
+            <w:r>
+              <w:rPr>
+                <w:rFonts w:ascii="Courier New" w:hAnsi="Courier New"/>
+                <w:sz w:val="16"/>
+              </w:rPr>
+              <w:t>019      override val primaryKey = PrimaryKey(id)</w:t>
+            </w:r>
+          </w:p>
+          <w:p>
+            <w:pPr>
+              <w:spacing w:after="0" w:line="240" w:lineRule="auto"/>
+            </w:pPr>
+            <w:r>
+              <w:rPr>
+                <w:rFonts w:ascii="Courier New" w:hAnsi="Courier New"/>
+                <w:sz w:val="16"/>
+              </w:rPr>
+              <w:t>020  }</w:t>
+            </w:r>
+          </w:p>
+          <w:p>
+            <w:pPr>
+              <w:spacing w:after="0" w:line="240" w:lineRule="auto"/>
+            </w:pPr>
+            <w:r>
+              <w:rPr>
+                <w:rFonts w:ascii="Courier New" w:hAnsi="Courier New"/>
+                <w:sz w:val="16"/>
+              </w:rPr>
+              <w:t xml:space="preserve">021  </w:t>
+            </w:r>
+          </w:p>
+          <w:p>
+            <w:pPr>
+              <w:spacing w:after="0" w:line="240" w:lineRule="auto"/>
+            </w:pPr>
+            <w:r>
+              <w:rPr>
+                <w:rFonts w:ascii="Courier New" w:hAnsi="Courier New"/>
+                <w:sz w:val="16"/>
+              </w:rPr>
+              <w:t>022  object Products : Table("products") {</w:t>
+            </w:r>
+          </w:p>
+          <w:p>
+            <w:pPr>
+              <w:spacing w:after="0" w:line="240" w:lineRule="auto"/>
+            </w:pPr>
+            <w:r>
+              <w:rPr>
+                <w:rFonts w:ascii="Courier New" w:hAnsi="Courier New"/>
+                <w:sz w:val="16"/>
+              </w:rPr>
+              <w:t>023      val id = integer("id").autoIncrement()</w:t>
+            </w:r>
+          </w:p>
+          <w:p>
+            <w:pPr>
+              <w:spacing w:after="0" w:line="240" w:lineRule="auto"/>
+            </w:pPr>
+            <w:r>
+              <w:rPr>
+                <w:rFonts w:ascii="Courier New" w:hAnsi="Courier New"/>
+                <w:sz w:val="16"/>
+              </w:rPr>
+              <w:t>024      val name = varchar("name", 100)</w:t>
+            </w:r>
+          </w:p>
+          <w:p>
+            <w:pPr>
+              <w:spacing w:after="0" w:line="240" w:lineRule="auto"/>
+            </w:pPr>
+            <w:r>
+              <w:rPr>
+                <w:rFonts w:ascii="Courier New" w:hAnsi="Courier New"/>
+                <w:sz w:val="16"/>
+              </w:rPr>
+              <w:t>025      val price = decimal("price", precision = 10, scale = 2)</w:t>
+            </w:r>
+          </w:p>
+          <w:p>
+            <w:pPr>
+              <w:spacing w:after="0" w:line="240" w:lineRule="auto"/>
+            </w:pPr>
+            <w:r>
+              <w:rPr>
+                <w:rFonts w:ascii="Courier New" w:hAnsi="Courier New"/>
+                <w:sz w:val="16"/>
+              </w:rPr>
+              <w:t>026      val categoryId = integer("category_id").references(Categories.id, onDelete = ReferenceOption.CASCADE)</w:t>
+            </w:r>
+          </w:p>
+          <w:p>
+            <w:pPr>
+              <w:spacing w:after="0" w:line="240" w:lineRule="auto"/>
+            </w:pPr>
+            <w:r>
+              <w:rPr>
+                <w:rFonts w:ascii="Courier New" w:hAnsi="Courier New"/>
+                <w:sz w:val="16"/>
+              </w:rPr>
+              <w:t>027      override val primaryKey = PrimaryKey(id)</w:t>
+            </w:r>
+          </w:p>
+          <w:p>
+            <w:pPr>
+              <w:spacing w:after="0" w:line="240" w:lineRule="auto"/>
+            </w:pPr>
+            <w:r>
+              <w:rPr>
+                <w:rFonts w:ascii="Courier New" w:hAnsi="Courier New"/>
+                <w:sz w:val="16"/>
+              </w:rPr>
+              <w:t>028  }</w:t>
+            </w:r>
+          </w:p>
+          <w:p>
+            <w:pPr>
+              <w:spacing w:after="0" w:line="240" w:lineRule="auto"/>
+            </w:pPr>
+            <w:r>
+              <w:rPr>
+                <w:rFonts w:ascii="Courier New" w:hAnsi="Courier New"/>
+                <w:sz w:val="16"/>
+              </w:rPr>
+              <w:t xml:space="preserve">029  </w:t>
+            </w:r>
+          </w:p>
+          <w:p>
+            <w:pPr>
+              <w:spacing w:after="0" w:line="240" w:lineRule="auto"/>
+            </w:pPr>
+            <w:r>
+              <w:rPr>
+                <w:rFonts w:ascii="Courier New" w:hAnsi="Courier New"/>
+                <w:sz w:val="16"/>
+              </w:rPr>
+              <w:t>030  class ProductRepository(private val database: Database) {</w:t>
+            </w:r>
+          </w:p>
+          <w:p>
+            <w:pPr>
+              <w:spacing w:after="0" w:line="240" w:lineRule="auto"/>
+            </w:pPr>
+            <w:r>
+              <w:rPr>
+                <w:rFonts w:ascii="Courier New" w:hAnsi="Courier New"/>
+                <w:sz w:val="16"/>
+              </w:rPr>
+              <w:t>031      fun createCategory(name: String): Int = transaction(database) {</w:t>
+            </w:r>
+          </w:p>
+          <w:p>
+            <w:pPr>
+              <w:spacing w:after="0" w:line="240" w:lineRule="auto"/>
+            </w:pPr>
+            <w:r>
+              <w:rPr>
+                <w:rFonts w:ascii="Courier New" w:hAnsi="Courier New"/>
+                <w:sz w:val="16"/>
+              </w:rPr>
+              <w:t>032          Categories.insert { it[Categories.name] = name }[Categories.id]</w:t>
+            </w:r>
+          </w:p>
+          <w:p>
+            <w:pPr>
+              <w:spacing w:after="0" w:line="240" w:lineRule="auto"/>
+            </w:pPr>
+            <w:r>
+              <w:rPr>
+                <w:rFonts w:ascii="Courier New" w:hAnsi="Courier New"/>
+                <w:sz w:val="16"/>
+              </w:rPr>
+              <w:t>033      }</w:t>
+            </w:r>
+          </w:p>
+          <w:p>
+            <w:pPr>
+              <w:spacing w:after="0" w:line="240" w:lineRule="auto"/>
+            </w:pPr>
+            <w:r>
+              <w:rPr>
+                <w:rFonts w:ascii="Courier New" w:hAnsi="Courier New"/>
+                <w:sz w:val="16"/>
+              </w:rPr>
+              <w:t xml:space="preserve">034  </w:t>
+            </w:r>
+          </w:p>
+          <w:p>
+            <w:pPr>
+              <w:spacing w:after="0" w:line="240" w:lineRule="auto"/>
+            </w:pPr>
+            <w:r>
+              <w:rPr>
+                <w:rFonts w:ascii="Courier New" w:hAnsi="Courier New"/>
+                <w:sz w:val="16"/>
+              </w:rPr>
+              <w:t>035      fun createProduct(name: String, price: BigDecimal, categoryId: Int): Int = transaction(database) {</w:t>
+            </w:r>
+          </w:p>
+          <w:p>
+            <w:pPr>
+              <w:spacing w:after="0" w:line="240" w:lineRule="auto"/>
+            </w:pPr>
+            <w:r>
+              <w:rPr>
+                <w:rFonts w:ascii="Courier New" w:hAnsi="Courier New"/>
+                <w:sz w:val="16"/>
+              </w:rPr>
+              <w:t>036          Products.insert {</w:t>
+            </w:r>
+          </w:p>
+          <w:p>
+            <w:pPr>
+              <w:spacing w:after="0" w:line="240" w:lineRule="auto"/>
+            </w:pPr>
+            <w:r>
+              <w:rPr>
+                <w:rFonts w:ascii="Courier New" w:hAnsi="Courier New"/>
+                <w:sz w:val="16"/>
+              </w:rPr>
+              <w:t>037              it[Products.name] = name</w:t>
+            </w:r>
+          </w:p>
+          <w:p>
+            <w:pPr>
+              <w:spacing w:after="0" w:line="240" w:lineRule="auto"/>
+            </w:pPr>
+            <w:r>
+              <w:rPr>
+                <w:rFonts w:ascii="Courier New" w:hAnsi="Courier New"/>
+                <w:sz w:val="16"/>
+              </w:rPr>
+              <w:t>038              it[Products.price] = price</w:t>
+            </w:r>
+          </w:p>
+          <w:p>
+            <w:pPr>
+              <w:spacing w:after="0" w:line="240" w:lineRule="auto"/>
+            </w:pPr>
+            <w:r>
+              <w:rPr>
+                <w:rFonts w:ascii="Courier New" w:hAnsi="Courier New"/>
+                <w:sz w:val="16"/>
+              </w:rPr>
+              <w:t>039              it[Products.categoryId] = categoryId</w:t>
+            </w:r>
+          </w:p>
+          <w:p>
+            <w:pPr>
+              <w:spacing w:after="0" w:line="240" w:lineRule="auto"/>
+            </w:pPr>
+            <w:r>
+              <w:rPr>
+                <w:rFonts w:ascii="Courier New" w:hAnsi="Courier New"/>
+                <w:sz w:val="16"/>
+              </w:rPr>
+              <w:t>040          }[Products.id]</w:t>
+            </w:r>
+          </w:p>
+          <w:p>
+            <w:pPr>
+              <w:spacing w:after="0" w:line="240" w:lineRule="auto"/>
+            </w:pPr>
+            <w:r>
+              <w:rPr>
+                <w:rFonts w:ascii="Courier New" w:hAnsi="Courier New"/>
+                <w:sz w:val="16"/>
+              </w:rPr>
+              <w:t>041      }</w:t>
+            </w:r>
+          </w:p>
+          <w:p>
+            <w:pPr>
+              <w:spacing w:after="0" w:line="240" w:lineRule="auto"/>
+            </w:pPr>
+            <w:r>
+              <w:rPr>
+                <w:rFonts w:ascii="Courier New" w:hAnsi="Courier New"/>
+                <w:sz w:val="16"/>
+              </w:rPr>
+              <w:t xml:space="preserve">042  </w:t>
+            </w:r>
+          </w:p>
+          <w:p>
+            <w:pPr>
+              <w:spacing w:after="0" w:line="240" w:lineRule="auto"/>
+            </w:pPr>
+            <w:r>
+              <w:rPr>
+                <w:rFonts w:ascii="Courier New" w:hAnsi="Courier New"/>
+                <w:sz w:val="16"/>
+              </w:rPr>
+              <w:t>043      fun productsByCategory(categoryId: Int): List&lt;String&gt; = transaction(database) {</w:t>
+            </w:r>
+          </w:p>
+          <w:p>
+            <w:pPr>
+              <w:spacing w:after="0" w:line="240" w:lineRule="auto"/>
+            </w:pPr>
+            <w:r>
+              <w:rPr>
+                <w:rFonts w:ascii="Courier New" w:hAnsi="Courier New"/>
+                <w:sz w:val="16"/>
+              </w:rPr>
+              <w:t>044          Products.selectAll().where { Products.categoryId eq categoryId }</w:t>
+            </w:r>
+          </w:p>
+          <w:p>
+            <w:pPr>
+              <w:spacing w:after="0" w:line="240" w:lineRule="auto"/>
+            </w:pPr>
+            <w:r>
+              <w:rPr>
+                <w:rFonts w:ascii="Courier New" w:hAnsi="Courier New"/>
+                <w:sz w:val="16"/>
+              </w:rPr>
+              <w:t>045              .map { "${it[Products.name]} — ${it[Products.price]} ₽" }</w:t>
+            </w:r>
+          </w:p>
+          <w:p>
+            <w:pPr>
+              <w:spacing w:after="0" w:line="240" w:lineRule="auto"/>
+            </w:pPr>
+            <w:r>
+              <w:rPr>
+                <w:rFonts w:ascii="Courier New" w:hAnsi="Courier New"/>
+                <w:sz w:val="16"/>
+              </w:rPr>
+              <w:t>046      }</w:t>
+            </w:r>
+          </w:p>
+          <w:p>
+            <w:pPr>
+              <w:spacing w:after="0" w:line="240" w:lineRule="auto"/>
+            </w:pPr>
+            <w:r>
+              <w:rPr>
+                <w:rFonts w:ascii="Courier New" w:hAnsi="Courier New"/>
+                <w:sz w:val="16"/>
+              </w:rPr>
+              <w:t xml:space="preserve">047  </w:t>
+            </w:r>
+          </w:p>
+          <w:p>
+            <w:pPr>
+              <w:spacing w:after="0" w:line="240" w:lineRule="auto"/>
+            </w:pPr>
+            <w:r>
+              <w:rPr>
+                <w:rFonts w:ascii="Courier New" w:hAnsi="Courier New"/>
+                <w:sz w:val="16"/>
+              </w:rPr>
+              <w:t>048      fun moveProduct(productId: Int, newCategoryId: Int): Int = transaction(database) {</w:t>
+            </w:r>
+          </w:p>
+          <w:p>
+            <w:pPr>
+              <w:spacing w:after="0" w:line="240" w:lineRule="auto"/>
+            </w:pPr>
+            <w:r>
+              <w:rPr>
+                <w:rFonts w:ascii="Courier New" w:hAnsi="Courier New"/>
+                <w:sz w:val="16"/>
+              </w:rPr>
+              <w:t>049          Products.update({ Products.id eq productId }) {</w:t>
+            </w:r>
+          </w:p>
+          <w:p>
+            <w:pPr>
+              <w:spacing w:after="0" w:line="240" w:lineRule="auto"/>
+            </w:pPr>
+            <w:r>
+              <w:rPr>
+                <w:rFonts w:ascii="Courier New" w:hAnsi="Courier New"/>
+                <w:sz w:val="16"/>
+              </w:rPr>
+              <w:t>050              it[Products.categoryId] = newCategoryId</w:t>
+            </w:r>
+          </w:p>
+          <w:p>
+            <w:pPr>
+              <w:spacing w:after="0" w:line="240" w:lineRule="auto"/>
+            </w:pPr>
+            <w:r>
+              <w:rPr>
+                <w:rFonts w:ascii="Courier New" w:hAnsi="Courier New"/>
+                <w:sz w:val="16"/>
+              </w:rPr>
+              <w:t>051          }</w:t>
+            </w:r>
+          </w:p>
+          <w:p>
+            <w:pPr>
+              <w:spacing w:after="0" w:line="240" w:lineRule="auto"/>
+            </w:pPr>
+            <w:r>
+              <w:rPr>
+                <w:rFonts w:ascii="Courier New" w:hAnsi="Courier New"/>
+                <w:sz w:val="16"/>
+              </w:rPr>
+              <w:t>052      }</w:t>
+            </w:r>
+          </w:p>
+          <w:p>
+            <w:pPr>
+              <w:spacing w:after="0" w:line="240" w:lineRule="auto"/>
+            </w:pPr>
+            <w:r>
+              <w:rPr>
+                <w:rFonts w:ascii="Courier New" w:hAnsi="Courier New"/>
+                <w:sz w:val="16"/>
+              </w:rPr>
+              <w:t xml:space="preserve">053  </w:t>
+            </w:r>
+          </w:p>
+          <w:p>
+            <w:pPr>
+              <w:spacing w:after="0" w:line="240" w:lineRule="auto"/>
+            </w:pPr>
+            <w:r>
+              <w:rPr>
+                <w:rFonts w:ascii="Courier New" w:hAnsi="Courier New"/>
+                <w:sz w:val="16"/>
+              </w:rPr>
+              <w:t>054      fun deleteCategoryAndProducts(categoryId: Int): Pair&lt;Int, Int&gt; = transaction(database) {</w:t>
+            </w:r>
+          </w:p>
+          <w:p>
+            <w:pPr>
+              <w:spacing w:after="0" w:line="240" w:lineRule="auto"/>
+            </w:pPr>
+            <w:r>
+              <w:rPr>
+                <w:rFonts w:ascii="Courier New" w:hAnsi="Courier New"/>
+                <w:sz w:val="16"/>
+              </w:rPr>
+              <w:t>055          val productsDeleted = Products.deleteWhere { Products.categoryId eq categoryId }</w:t>
+            </w:r>
+          </w:p>
+          <w:p>
+            <w:pPr>
+              <w:spacing w:after="0" w:line="240" w:lineRule="auto"/>
+            </w:pPr>
+            <w:r>
+              <w:rPr>
+                <w:rFonts w:ascii="Courier New" w:hAnsi="Courier New"/>
+                <w:sz w:val="16"/>
+              </w:rPr>
+              <w:t>056          val categoriesDeleted = Categories.deleteWhere { Categories.id eq categoryId }</w:t>
+            </w:r>
+          </w:p>
+          <w:p>
+            <w:pPr>
+              <w:spacing w:after="0" w:line="240" w:lineRule="auto"/>
+            </w:pPr>
+            <w:r>
+              <w:rPr>
+                <w:rFonts w:ascii="Courier New" w:hAnsi="Courier New"/>
+                <w:sz w:val="16"/>
+              </w:rPr>
+              <w:t>057          categoriesDeleted to productsDeleted</w:t>
+            </w:r>
+          </w:p>
+          <w:p>
+            <w:pPr>
+              <w:spacing w:after="0" w:line="240" w:lineRule="auto"/>
+            </w:pPr>
+            <w:r>
+              <w:rPr>
+                <w:rFonts w:ascii="Courier New" w:hAnsi="Courier New"/>
+                <w:sz w:val="16"/>
+              </w:rPr>
+              <w:t>058      }</w:t>
+            </w:r>
+          </w:p>
+          <w:p>
+            <w:pPr>
+              <w:spacing w:after="0" w:line="240" w:lineRule="auto"/>
+            </w:pPr>
+            <w:r>
+              <w:rPr>
+                <w:rFonts w:ascii="Courier New" w:hAnsi="Courier New"/>
+                <w:sz w:val="16"/>
+              </w:rPr>
+              <w:t>059  }</w:t>
+            </w:r>
+          </w:p>
+          <w:p>
+            <w:pPr>
+              <w:spacing w:after="0" w:line="240" w:lineRule="auto"/>
+            </w:pPr>
+            <w:r>
+              <w:rPr>
+                <w:rFonts w:ascii="Courier New" w:hAnsi="Courier New"/>
+                <w:sz w:val="16"/>
+              </w:rPr>
+              <w:t xml:space="preserve">060  </w:t>
+            </w:r>
+          </w:p>
+          <w:p>
+            <w:pPr>
+              <w:spacing w:after="0" w:line="240" w:lineRule="auto"/>
+            </w:pPr>
+            <w:r>
+              <w:rPr>
+                <w:rFonts w:ascii="Courier New" w:hAnsi="Courier New"/>
+                <w:sz w:val="16"/>
+              </w:rPr>
+              <w:t>061  fun main() {</w:t>
+            </w:r>
+          </w:p>
+          <w:p>
+            <w:pPr>
+              <w:spacing w:after="0" w:line="240" w:lineRule="auto"/>
+            </w:pPr>
+            <w:r>
+              <w:rPr>
+                <w:rFonts w:ascii="Courier New" w:hAnsi="Courier New"/>
+                <w:sz w:val="16"/>
+              </w:rPr>
+              <w:t>062      File("build").mkdirs()</w:t>
+            </w:r>
+          </w:p>
+          <w:p>
+            <w:pPr>
+              <w:spacing w:after="0" w:line="240" w:lineRule="auto"/>
+            </w:pPr>
+            <w:r>
+              <w:rPr>
+                <w:rFonts w:ascii="Courier New" w:hAnsi="Courier New"/>
+                <w:sz w:val="16"/>
+              </w:rPr>
+              <w:t>063      val databaseFile = File("build/lab07-demo.db")</w:t>
+            </w:r>
+          </w:p>
+          <w:p>
+            <w:pPr>
+              <w:spacing w:after="0" w:line="240" w:lineRule="auto"/>
+            </w:pPr>
+            <w:r>
+              <w:rPr>
+                <w:rFonts w:ascii="Courier New" w:hAnsi="Courier New"/>
+                <w:sz w:val="16"/>
+              </w:rPr>
+              <w:t>064      databaseFile.delete()</w:t>
+            </w:r>
+          </w:p>
+          <w:p>
+            <w:pPr>
+              <w:spacing w:after="0" w:line="240" w:lineRule="auto"/>
+            </w:pPr>
+            <w:r>
+              <w:rPr>
+                <w:rFonts w:ascii="Courier New" w:hAnsi="Courier New"/>
+                <w:sz w:val="16"/>
+              </w:rPr>
+              <w:t>065      val database = Database.connect("jdbc:sqlite:${databaseFile.path}", driver = "org.sqlite.JDBC")</w:t>
+            </w:r>
+          </w:p>
+          <w:p>
+            <w:pPr>
+              <w:spacing w:after="0" w:line="240" w:lineRule="auto"/>
+            </w:pPr>
+            <w:r>
+              <w:rPr>
+                <w:rFonts w:ascii="Courier New" w:hAnsi="Courier New"/>
+                <w:sz w:val="16"/>
+              </w:rPr>
+              <w:t>066      val repository = ProductRepository(database)</w:t>
+            </w:r>
+          </w:p>
+          <w:p>
+            <w:pPr>
+              <w:spacing w:after="0" w:line="240" w:lineRule="auto"/>
+            </w:pPr>
+            <w:r>
+              <w:rPr>
+                <w:rFonts w:ascii="Courier New" w:hAnsi="Courier New"/>
+                <w:sz w:val="16"/>
+              </w:rPr>
+              <w:t xml:space="preserve">067  </w:t>
+            </w:r>
+          </w:p>
+          <w:p>
+            <w:pPr>
+              <w:spacing w:after="0" w:line="240" w:lineRule="auto"/>
+            </w:pPr>
+            <w:r>
+              <w:rPr>
+                <w:rFonts w:ascii="Courier New" w:hAnsi="Courier New"/>
+                <w:sz w:val="16"/>
+              </w:rPr>
+              <w:t>068      transaction(database) {</w:t>
+            </w:r>
+          </w:p>
+          <w:p>
+            <w:pPr>
+              <w:spacing w:after="0" w:line="240" w:lineRule="auto"/>
+            </w:pPr>
+            <w:r>
+              <w:rPr>
+                <w:rFonts w:ascii="Courier New" w:hAnsi="Courier New"/>
+                <w:sz w:val="16"/>
+              </w:rPr>
+              <w:t>069          SchemaUtils.create(Categories, Products)</w:t>
+            </w:r>
+          </w:p>
+          <w:p>
+            <w:pPr>
+              <w:spacing w:after="0" w:line="240" w:lineRule="auto"/>
+            </w:pPr>
+            <w:r>
+              <w:rPr>
+                <w:rFonts w:ascii="Courier New" w:hAnsi="Courier New"/>
+                <w:sz w:val="16"/>
+              </w:rPr>
+              <w:t>070      }</w:t>
+            </w:r>
+          </w:p>
+          <w:p>
+            <w:pPr>
+              <w:spacing w:after="0" w:line="240" w:lineRule="auto"/>
+            </w:pPr>
+            <w:r>
+              <w:rPr>
+                <w:rFonts w:ascii="Courier New" w:hAnsi="Courier New"/>
+                <w:sz w:val="16"/>
+              </w:rPr>
+              <w:t xml:space="preserve">071  </w:t>
+            </w:r>
+          </w:p>
+          <w:p>
+            <w:pPr>
+              <w:spacing w:after="0" w:line="240" w:lineRule="auto"/>
+            </w:pPr>
+            <w:r>
+              <w:rPr>
+                <w:rFonts w:ascii="Courier New" w:hAnsi="Courier New"/>
+                <w:sz w:val="16"/>
+              </w:rPr>
+              <w:t>072      val books = repository.createCategory("Книги")</w:t>
+            </w:r>
+          </w:p>
+          <w:p>
+            <w:pPr>
+              <w:spacing w:after="0" w:line="240" w:lineRule="auto"/>
+            </w:pPr>
+            <w:r>
+              <w:rPr>
+                <w:rFonts w:ascii="Courier New" w:hAnsi="Courier New"/>
+                <w:sz w:val="16"/>
+              </w:rPr>
+              <w:t>073      val games = repository.createCategory("Настольные игры")</w:t>
+            </w:r>
+          </w:p>
+          <w:p>
+            <w:pPr>
+              <w:spacing w:after="0" w:line="240" w:lineRule="auto"/>
+            </w:pPr>
+            <w:r>
+              <w:rPr>
+                <w:rFonts w:ascii="Courier New" w:hAnsi="Courier New"/>
+                <w:sz w:val="16"/>
+              </w:rPr>
+              <w:t>074      val product = repository.createProduct("Книга о стратегиях", BigDecimal("1200.00"), books)</w:t>
+            </w:r>
+          </w:p>
+          <w:p>
+            <w:pPr>
+              <w:spacing w:after="0" w:line="240" w:lineRule="auto"/>
+            </w:pPr>
+            <w:r>
+              <w:rPr>
+                <w:rFonts w:ascii="Courier New" w:hAnsi="Courier New"/>
+                <w:sz w:val="16"/>
+              </w:rPr>
+              <w:t>075      repository.createProduct("Шахматы", BigDecimal("2500.00"), games)</w:t>
+            </w:r>
+          </w:p>
+          <w:p>
+            <w:pPr>
+              <w:spacing w:after="0" w:line="240" w:lineRule="auto"/>
+            </w:pPr>
+            <w:r>
+              <w:rPr>
+                <w:rFonts w:ascii="Courier New" w:hAnsi="Courier New"/>
+                <w:sz w:val="16"/>
+              </w:rPr>
+              <w:t xml:space="preserve">076  </w:t>
+            </w:r>
+          </w:p>
+          <w:p>
+            <w:pPr>
+              <w:spacing w:after="0" w:line="240" w:lineRule="auto"/>
+            </w:pPr>
+            <w:r>
+              <w:rPr>
+                <w:rFonts w:ascii="Courier New" w:hAnsi="Courier New"/>
+                <w:sz w:val="16"/>
+              </w:rPr>
+              <w:t>077      println("Товары категории «Книги»: ${repository.productsByCategory(books)}")</w:t>
+            </w:r>
+          </w:p>
+          <w:p>
+            <w:pPr>
+              <w:spacing w:after="0" w:line="240" w:lineRule="auto"/>
+            </w:pPr>
+            <w:r>
+              <w:rPr>
+                <w:rFonts w:ascii="Courier New" w:hAnsi="Courier New"/>
+                <w:sz w:val="16"/>
+              </w:rPr>
+              <w:t>078      repository.moveProduct(product, games)</w:t>
+            </w:r>
+          </w:p>
+          <w:p>
+            <w:pPr>
+              <w:spacing w:after="0" w:line="240" w:lineRule="auto"/>
+            </w:pPr>
+            <w:r>
+              <w:rPr>
+                <w:rFonts w:ascii="Courier New" w:hAnsi="Courier New"/>
+                <w:sz w:val="16"/>
+              </w:rPr>
+              <w:t>079      println("После смены категории «Книги»: ${repository.productsByCategory(books)}")</w:t>
+            </w:r>
+          </w:p>
+          <w:p>
+            <w:pPr>
+              <w:spacing w:after="0" w:line="240" w:lineRule="auto"/>
+            </w:pPr>
+            <w:r>
+              <w:rPr>
+                <w:rFonts w:ascii="Courier New" w:hAnsi="Courier New"/>
+                <w:sz w:val="16"/>
+              </w:rPr>
+              <w:t>080      println("После смены категории «Настольные игры»: ${repository.productsByCategory(games)}")</w:t>
+            </w:r>
+          </w:p>
+          <w:p>
+            <w:pPr>
+              <w:spacing w:after="0" w:line="240" w:lineRule="auto"/>
+            </w:pPr>
+            <w:r>
+              <w:rPr>
+                <w:rFonts w:ascii="Courier New" w:hAnsi="Courier New"/>
+                <w:sz w:val="16"/>
+              </w:rPr>
+              <w:t>081      println("Удалено (категорий, товаров): ${repository.deleteCategoryAndProducts(games)}")</w:t>
+            </w:r>
+          </w:p>
+          <w:p>
+            <w:pPr>
+              <w:spacing w:after="0" w:line="240" w:lineRule="auto"/>
+            </w:pPr>
+            <w:r>
+              <w:rPr>
+                <w:rFonts w:ascii="Courier New" w:hAnsi="Courier New"/>
+                <w:sz w:val="16"/>
+              </w:rPr>
+              <w:t>082  }</w:t>
+            </w:r>
+          </w:p>
+        </w:tc>
+      </w:tr>
+    </w:tbl>
     <w:sectPr>
       <w:pgSz w:w="12240" w:h="15840"/>
-      <w:pgMar w:top="1134" w:right="850" w:bottom="1134" w:left="1701" w:header="720" w:footer="720" w:gutter="0"/>
+      <w:pgMar w:top="1134" w:right="1020" w:bottom="1134" w:left="1474" w:header="720" w:footer="720" w:gutter="0"/>
       <w:cols w:space="720"/>
       <w:docGrid w:linePitch="360"/>
     </w:sectPr>
@@ -527,6 +1738,9 @@
     <w:name w:val="Normal"/>
     <w:qFormat/>
     <w:rsid w:val="00FC693F"/>
+    <w:pPr>
+      <w:spacing w:after="140" w:line="269" w:lineRule="auto"/>
+    </w:pPr>
     <w:rPr>
       <w:rFonts w:ascii="Times New Roman" w:hAnsi="Times New Roman"/>
       <w:sz w:val="24"/>
@@ -594,8 +1808,7 @@
       <w:rFonts w:asciiTheme="majorHAnsi" w:eastAsiaTheme="majorEastAsia" w:hAnsiTheme="majorHAnsi" w:cstheme="majorBidi" w:ascii="Times New Roman" w:hAnsi="Times New Roman"/>
       <w:b/>
       <w:bCs/>
-      <w:color w:val="365F91" w:themeColor="accent1" w:themeShade="BF"/>
-      <w:sz w:val="28"/>
+      <w:sz w:val="32"/>
       <w:szCs w:val="28"/>
     </w:rPr>
   </w:style>
@@ -618,7 +1831,6 @@
       <w:rFonts w:asciiTheme="majorHAnsi" w:eastAsiaTheme="majorEastAsia" w:hAnsiTheme="majorHAnsi" w:cstheme="majorBidi" w:ascii="Times New Roman" w:hAnsi="Times New Roman"/>
       <w:b/>
       <w:bCs/>
-      <w:color w:val="4F81BD" w:themeColor="accent1"/>
       <w:sz w:val="26"/>
       <w:szCs w:val="26"/>
     </w:rPr>
